--- a/applications_generated/tiktok_research_scientist_multimodal_generative_ai_i/ATS_RESUME.docx
+++ b/applications_generated/tiktok_research_scientist_multimodal_generative_ai_i/ATS_RESUME.docx
@@ -594,31 +594,31 @@
       </w:rPr>
     </w:lvl>
   </w:abstractNum>
-  <w:num w:numId="1" w16cid:durableId="539175136">
+  <w:num w:numId="1" w16cid:durableId="1702441224">
     <w:abstractNumId w:val="8"/>
   </w:num>
-  <w:num w:numId="2" w16cid:durableId="524948776">
+  <w:num w:numId="2" w16cid:durableId="1696693431">
     <w:abstractNumId w:val="6"/>
   </w:num>
-  <w:num w:numId="3" w16cid:durableId="1437365710">
+  <w:num w:numId="3" w16cid:durableId="18244000">
     <w:abstractNumId w:val="5"/>
   </w:num>
-  <w:num w:numId="4" w16cid:durableId="564800700">
+  <w:num w:numId="4" w16cid:durableId="1265847858">
     <w:abstractNumId w:val="4"/>
   </w:num>
-  <w:num w:numId="5" w16cid:durableId="1969972753">
+  <w:num w:numId="5" w16cid:durableId="467011798">
     <w:abstractNumId w:val="7"/>
   </w:num>
-  <w:num w:numId="6" w16cid:durableId="652149798">
+  <w:num w:numId="6" w16cid:durableId="1851333746">
     <w:abstractNumId w:val="3"/>
   </w:num>
-  <w:num w:numId="7" w16cid:durableId="2001544208">
+  <w:num w:numId="7" w16cid:durableId="1038049614">
     <w:abstractNumId w:val="2"/>
   </w:num>
-  <w:num w:numId="8" w16cid:durableId="130175252">
+  <w:num w:numId="8" w16cid:durableId="167528011">
     <w:abstractNumId w:val="1"/>
   </w:num>
-  <w:num w:numId="9" w16cid:durableId="1309818671">
+  <w:num w:numId="9" w16cid:durableId="35082431">
     <w:abstractNumId w:val="0"/>
   </w:num>
 </w:numbering>

--- a/applications_generated/tiktok_research_scientist_multimodal_generative_ai_i/ATS_RESUME.docx
+++ b/applications_generated/tiktok_research_scientist_multimodal_generative_ai_i/ATS_RESUME.docx
@@ -594,31 +594,31 @@
       </w:rPr>
     </w:lvl>
   </w:abstractNum>
-  <w:num w:numId="1" w16cid:durableId="1702441224">
+  <w:num w:numId="1" w16cid:durableId="54010376">
     <w:abstractNumId w:val="8"/>
   </w:num>
-  <w:num w:numId="2" w16cid:durableId="1696693431">
+  <w:num w:numId="2" w16cid:durableId="2031031436">
     <w:abstractNumId w:val="6"/>
   </w:num>
-  <w:num w:numId="3" w16cid:durableId="18244000">
+  <w:num w:numId="3" w16cid:durableId="1970471228">
     <w:abstractNumId w:val="5"/>
   </w:num>
-  <w:num w:numId="4" w16cid:durableId="1265847858">
+  <w:num w:numId="4" w16cid:durableId="2037657350">
     <w:abstractNumId w:val="4"/>
   </w:num>
-  <w:num w:numId="5" w16cid:durableId="467011798">
+  <w:num w:numId="5" w16cid:durableId="1095203224">
     <w:abstractNumId w:val="7"/>
   </w:num>
-  <w:num w:numId="6" w16cid:durableId="1851333746">
+  <w:num w:numId="6" w16cid:durableId="947658718">
     <w:abstractNumId w:val="3"/>
   </w:num>
-  <w:num w:numId="7" w16cid:durableId="1038049614">
+  <w:num w:numId="7" w16cid:durableId="322129061">
     <w:abstractNumId w:val="2"/>
   </w:num>
-  <w:num w:numId="8" w16cid:durableId="167528011">
+  <w:num w:numId="8" w16cid:durableId="1629824211">
     <w:abstractNumId w:val="1"/>
   </w:num>
-  <w:num w:numId="9" w16cid:durableId="35082431">
+  <w:num w:numId="9" w16cid:durableId="463280018">
     <w:abstractNumId w:val="0"/>
   </w:num>
 </w:numbering>
